--- a/EXPORTS/DOCX/published/niveau3/English/WMAmsterdam.docx
+++ b/EXPORTS/DOCX/published/niveau3/English/WMAmsterdam.docx
@@ -386,16 +386,8 @@
           <w:i w:val="0"/>
           <w:color w:val="0000FF"/>
           <w:sz w:val="24"/>
-          <w:u w:val="single"/>
-        </w:rPr>
-        <w:hyperlink r:id="rId11" w:history="1">
-          <w:r>
-            <w:rPr>
-              <w:rStyle w:val="Hyperlink"/>
-            </w:rPr>
-            <w:t>Johann</w:t>
-          </w:r>
-        </w:hyperlink>
+        </w:rPr>
+        <w:t>Johann George Ott</w:t>
       </w:r>
       <w:r>
         <w:rPr>
@@ -406,65 +398,7 @@
           <w:sz w:val="24"/>
           <w:u w:val="single"/>
         </w:rPr>
-        <w:t xml:space="preserve"> </w:t>
-      </w:r>
-      <w:r>
-        <w:rPr>
-          <w:rFonts w:ascii="Charis SIL Regular" w:hAnsi="Charis SIL Regular" w:eastAsia="Charis SIL Regular"/>
-          <w:b w:val="0"/>
-          <w:i w:val="0"/>
-          <w:color w:val="0000FF"/>
-          <w:sz w:val="24"/>
-          <w:u w:val="single"/>
-        </w:rPr>
-        <w:hyperlink r:id="rId11" w:history="1">
-          <w:r>
-            <w:rPr>
-              <w:rStyle w:val="Hyperlink"/>
-            </w:rPr>
-            <w:t>George</w:t>
-          </w:r>
-        </w:hyperlink>
-      </w:r>
-      <w:r>
-        <w:rPr>
-          <w:rFonts w:ascii="Charis SIL Regular" w:hAnsi="Charis SIL Regular" w:eastAsia="Charis SIL Regular"/>
-          <w:b w:val="0"/>
-          <w:i w:val="0"/>
-          <w:color w:val="0000FF"/>
-          <w:sz w:val="24"/>
-          <w:u w:val="single"/>
-        </w:rPr>
-        <w:t xml:space="preserve"> </w:t>
-      </w:r>
-      <w:r>
-        <w:rPr>
-          <w:rFonts w:ascii="Charis SIL Regular" w:hAnsi="Charis SIL Regular" w:eastAsia="Charis SIL Regular"/>
-          <w:b w:val="0"/>
-          <w:i w:val="0"/>
-          <w:color w:val="0000FF"/>
-          <w:sz w:val="24"/>
-          <w:u w:val="single"/>
-        </w:rPr>
-        <w:hyperlink r:id="rId11" w:history="1">
-          <w:r>
-            <w:rPr>
-              <w:rStyle w:val="Hyperlink"/>
-            </w:rPr>
-            <w:t>Ott</w:t>
-          </w:r>
-        </w:hyperlink>
-      </w:r>
-      <w:r>
-        <w:rPr>
-          <w:rFonts w:ascii="Charis SIL Regular" w:hAnsi="Charis SIL Regular" w:eastAsia="Charis SIL Regular"/>
-          <w:b w:val="0"/>
-          <w:i w:val="0"/>
-          <w:color w:val="0000FF"/>
-          <w:sz w:val="24"/>
-          <w:u w:val="single"/>
-        </w:rPr>
-        <w:hyperlink r:id="rId11" w:history="1">
+        <w:hyperlink r:id="rId10" w:history="1">
           <w:r>
             <w:rPr>
               <w:rStyle w:val="Hyperlink"/>
@@ -493,7 +427,7 @@
           <w:sz w:val="24"/>
           <w:u w:val="single"/>
         </w:rPr>
-        <w:hyperlink r:id="rId11" w:history="1">
+        <w:hyperlink r:id="rId10" w:history="1">
           <w:r>
             <w:rPr>
               <w:rStyle w:val="Hyperlink"/>
@@ -1544,7 +1478,7 @@
           <w:sz w:val="24"/>
           <w:u w:val="single"/>
         </w:rPr>
-        <w:hyperlink r:id="rId13" w:history="1">
+        <w:hyperlink r:id="rId14" w:history="1">
           <w:r>
             <w:rPr>
               <w:rStyle w:val="Hyperlink"/>
@@ -1573,7 +1507,7 @@
           <w:sz w:val="24"/>
           <w:u w:val="single"/>
         </w:rPr>
-        <w:hyperlink r:id="rId13" w:history="1">
+        <w:hyperlink r:id="rId14" w:history="1">
           <w:r>
             <w:rPr>
               <w:rStyle w:val="Hyperlink"/>
@@ -1750,7 +1684,7 @@
           <w:sz w:val="24"/>
           <w:u w:val="single"/>
         </w:rPr>
-        <w:hyperlink r:id="rId14" w:history="1">
+        <w:hyperlink r:id="rId13" w:history="1">
           <w:r>
             <w:rPr>
               <w:rStyle w:val="Hyperlink"/>
@@ -1779,7 +1713,7 @@
           <w:sz w:val="24"/>
           <w:u w:val="single"/>
         </w:rPr>
-        <w:hyperlink r:id="rId14" w:history="1">
+        <w:hyperlink r:id="rId13" w:history="1">
           <w:r>
             <w:rPr>
               <w:rStyle w:val="Hyperlink"/>
@@ -1808,7 +1742,7 @@
           <w:sz w:val="24"/>
           <w:u w:val="single"/>
         </w:rPr>
-        <w:hyperlink r:id="rId14" w:history="1">
+        <w:hyperlink r:id="rId13" w:history="1">
           <w:r>
             <w:rPr>
               <w:rStyle w:val="Hyperlink"/>
@@ -1826,7 +1760,7 @@
           <w:sz w:val="24"/>
           <w:u w:val="single"/>
         </w:rPr>
-        <w:hyperlink r:id="rId14" w:history="1">
+        <w:hyperlink r:id="rId13" w:history="1">
           <w:r>
             <w:rPr>
               <w:rStyle w:val="Hyperlink"/>
@@ -1873,7 +1807,7 @@
           <w:sz w:val="24"/>
           <w:u w:val="single"/>
         </w:rPr>
-        <w:hyperlink r:id="rId13" w:history="1">
+        <w:hyperlink r:id="rId14" w:history="1">
           <w:r>
             <w:rPr>
               <w:rStyle w:val="Hyperlink"/>
@@ -1902,7 +1836,7 @@
           <w:sz w:val="24"/>
           <w:u w:val="single"/>
         </w:rPr>
-        <w:hyperlink r:id="rId13" w:history="1">
+        <w:hyperlink r:id="rId14" w:history="1">
           <w:r>
             <w:rPr>
               <w:rStyle w:val="Hyperlink"/>
@@ -1920,7 +1854,7 @@
           <w:sz w:val="24"/>
           <w:u w:val="single"/>
         </w:rPr>
-        <w:hyperlink r:id="rId13" w:history="1">
+        <w:hyperlink r:id="rId14" w:history="1">
           <w:r>
             <w:rPr>
               <w:rStyle w:val="Hyperlink"/>
@@ -1938,7 +1872,7 @@
           <w:sz w:val="24"/>
           <w:u w:val="single"/>
         </w:rPr>
-        <w:hyperlink r:id="rId13" w:history="1">
+        <w:hyperlink r:id="rId14" w:history="1">
           <w:r>
             <w:rPr>
               <w:rStyle w:val="Hyperlink"/>
@@ -1967,7 +1901,7 @@
           <w:sz w:val="24"/>
           <w:u w:val="single"/>
         </w:rPr>
-        <w:hyperlink r:id="rId13" w:history="1">
+        <w:hyperlink r:id="rId14" w:history="1">
           <w:r>
             <w:rPr>
               <w:rStyle w:val="Hyperlink"/>
@@ -1985,7 +1919,7 @@
           <w:sz w:val="24"/>
           <w:u w:val="single"/>
         </w:rPr>
-        <w:hyperlink r:id="rId13" w:history="1">
+        <w:hyperlink r:id="rId14" w:history="1">
           <w:r>
             <w:rPr>
               <w:rStyle w:val="Hyperlink"/>
@@ -2003,7 +1937,7 @@
           <w:sz w:val="24"/>
           <w:u w:val="single"/>
         </w:rPr>
-        <w:hyperlink r:id="rId13" w:history="1">
+        <w:hyperlink r:id="rId14" w:history="1">
           <w:r>
             <w:rPr>
               <w:rStyle w:val="Hyperlink"/>
@@ -2032,7 +1966,7 @@
           <w:sz w:val="24"/>
           <w:u w:val="single"/>
         </w:rPr>
-        <w:hyperlink r:id="rId13" w:history="1">
+        <w:hyperlink r:id="rId14" w:history="1">
           <w:r>
             <w:rPr>
               <w:rStyle w:val="Hyperlink"/>

--- a/EXPORTS/DOCX/published/niveau3/English/WMAmsterdam.docx
+++ b/EXPORTS/DOCX/published/niveau3/English/WMAmsterdam.docx
@@ -386,8 +386,16 @@
           <w:i w:val="0"/>
           <w:color w:val="0000FF"/>
           <w:sz w:val="24"/>
-        </w:rPr>
-        <w:t>Johann George Ott</w:t>
+          <w:u w:val="single"/>
+        </w:rPr>
+        <w:hyperlink r:id="rId11" w:history="1">
+          <w:r>
+            <w:rPr>
+              <w:rStyle w:val="Hyperlink"/>
+            </w:rPr>
+            <w:t>Johann</w:t>
+          </w:r>
+        </w:hyperlink>
       </w:r>
       <w:r>
         <w:rPr>
@@ -398,7 +406,65 @@
           <w:sz w:val="24"/>
           <w:u w:val="single"/>
         </w:rPr>
-        <w:hyperlink r:id="rId10" w:history="1">
+        <w:t xml:space="preserve"> </w:t>
+      </w:r>
+      <w:r>
+        <w:rPr>
+          <w:rFonts w:ascii="Charis SIL Regular" w:hAnsi="Charis SIL Regular" w:eastAsia="Charis SIL Regular"/>
+          <w:b w:val="0"/>
+          <w:i w:val="0"/>
+          <w:color w:val="0000FF"/>
+          <w:sz w:val="24"/>
+          <w:u w:val="single"/>
+        </w:rPr>
+        <w:hyperlink r:id="rId11" w:history="1">
+          <w:r>
+            <w:rPr>
+              <w:rStyle w:val="Hyperlink"/>
+            </w:rPr>
+            <w:t>George</w:t>
+          </w:r>
+        </w:hyperlink>
+      </w:r>
+      <w:r>
+        <w:rPr>
+          <w:rFonts w:ascii="Charis SIL Regular" w:hAnsi="Charis SIL Regular" w:eastAsia="Charis SIL Regular"/>
+          <w:b w:val="0"/>
+          <w:i w:val="0"/>
+          <w:color w:val="0000FF"/>
+          <w:sz w:val="24"/>
+          <w:u w:val="single"/>
+        </w:rPr>
+        <w:t xml:space="preserve"> </w:t>
+      </w:r>
+      <w:r>
+        <w:rPr>
+          <w:rFonts w:ascii="Charis SIL Regular" w:hAnsi="Charis SIL Regular" w:eastAsia="Charis SIL Regular"/>
+          <w:b w:val="0"/>
+          <w:i w:val="0"/>
+          <w:color w:val="0000FF"/>
+          <w:sz w:val="24"/>
+          <w:u w:val="single"/>
+        </w:rPr>
+        <w:hyperlink r:id="rId11" w:history="1">
+          <w:r>
+            <w:rPr>
+              <w:rStyle w:val="Hyperlink"/>
+            </w:rPr>
+            <w:t>Ott</w:t>
+          </w:r>
+        </w:hyperlink>
+      </w:r>
+      <w:r>
+        <w:rPr>
+          <w:rFonts w:ascii="Charis SIL Regular" w:hAnsi="Charis SIL Regular" w:eastAsia="Charis SIL Regular"/>
+          <w:b w:val="0"/>
+          <w:i w:val="0"/>
+          <w:color w:val="0000FF"/>
+          <w:sz w:val="24"/>
+          <w:u w:val="single"/>
+        </w:rPr>
+        <w:hyperlink r:id="rId11" w:history="1">
           <w:r>
             <w:rPr>
               <w:rStyle w:val="Hyperlink"/>
@@ -427,7 +493,7 @@
           <w:sz w:val="24"/>
           <w:u w:val="single"/>
         </w:rPr>
-        <w:hyperlink r:id="rId10" w:history="1">
+        <w:hyperlink r:id="rId11" w:history="1">
           <w:r>
             <w:rPr>
               <w:rStyle w:val="Hyperlink"/>
@@ -1478,7 +1544,7 @@
           <w:sz w:val="24"/>
           <w:u w:val="single"/>
         </w:rPr>
-        <w:hyperlink r:id="rId14" w:history="1">
+        <w:hyperlink r:id="rId13" w:history="1">
           <w:r>
             <w:rPr>
               <w:rStyle w:val="Hyperlink"/>
@@ -1507,7 +1573,7 @@
           <w:sz w:val="24"/>
           <w:u w:val="single"/>
         </w:rPr>
-        <w:hyperlink r:id="rId14" w:history="1">
+        <w:hyperlink r:id="rId13" w:history="1">
           <w:r>
             <w:rPr>
               <w:rStyle w:val="Hyperlink"/>
@@ -1740,16 +1806,8 @@
           <w:i w:val="0"/>
           <w:color w:val="0000FF"/>
           <w:sz w:val="24"/>
-          <w:u w:val="single"/>
-        </w:rPr>
-        <w:hyperlink r:id="rId13" w:history="1">
-          <w:r>
-            <w:rPr>
-              <w:rStyle w:val="Hyperlink"/>
-            </w:rPr>
-            <w:t>Leid</w:t>
-          </w:r>
-        </w:hyperlink>
+        </w:rPr>
+        <w:t>Leiden (now Naturalis Biodiv</w:t>
       </w:r>
       <w:r>
         <w:rPr>
@@ -1761,165 +1819,6 @@
           <w:u w:val="single"/>
         </w:rPr>
         <w:hyperlink r:id="rId13" w:history="1">
-          <w:r>
-            <w:rPr>
-              <w:rStyle w:val="Hyperlink"/>
-            </w:rPr>
-            <w:t>e</w:t>
-          </w:r>
-        </w:hyperlink>
-      </w:r>
-      <w:r>
-        <w:rPr>
-          <w:rFonts w:ascii="Charis SIL Regular" w:hAnsi="Charis SIL Regular" w:eastAsia="Charis SIL Regular"/>
-          <w:b w:val="0"/>
-          <w:i w:val="0"/>
-          <w:color w:val="0000FF"/>
-          <w:sz w:val="24"/>
-          <w:u w:val="single"/>
-        </w:rPr>
-        <w:hyperlink r:id="rId13" w:history="1">
-          <w:r>
-            <w:rPr>
-              <w:rStyle w:val="Hyperlink"/>
-            </w:rPr>
-            <w:t>n</w:t>
-          </w:r>
-        </w:hyperlink>
-      </w:r>
-      <w:r>
-        <w:rPr>
-          <w:rFonts w:ascii="Charis SIL Regular" w:hAnsi="Charis SIL Regular" w:eastAsia="Charis SIL Regular"/>
-          <w:b w:val="0"/>
-          <w:i w:val="0"/>
-          <w:color w:val="0000FF"/>
-          <w:sz w:val="24"/>
-          <w:u w:val="single"/>
-        </w:rPr>
-        <w:t xml:space="preserve"> </w:t>
-      </w:r>
-      <w:r>
-        <w:rPr>
-          <w:rFonts w:ascii="Charis SIL Regular" w:hAnsi="Charis SIL Regular" w:eastAsia="Charis SIL Regular"/>
-          <w:b w:val="0"/>
-          <w:i w:val="0"/>
-          <w:color w:val="0000FF"/>
-          <w:sz w:val="24"/>
-          <w:u w:val="single"/>
-        </w:rPr>
-        <w:hyperlink r:id="rId14" w:history="1">
-          <w:r>
-            <w:rPr>
-              <w:rStyle w:val="Hyperlink"/>
-            </w:rPr>
-            <w:t>(now</w:t>
-          </w:r>
-        </w:hyperlink>
-      </w:r>
-      <w:r>
-        <w:rPr>
-          <w:rFonts w:ascii="Charis SIL Regular" w:hAnsi="Charis SIL Regular" w:eastAsia="Charis SIL Regular"/>
-          <w:b w:val="0"/>
-          <w:i w:val="0"/>
-          <w:color w:val="0000FF"/>
-          <w:sz w:val="24"/>
-          <w:u w:val="single"/>
-        </w:rPr>
-        <w:t xml:space="preserve"> </w:t>
-      </w:r>
-      <w:r>
-        <w:rPr>
-          <w:rFonts w:ascii="Charis SIL Regular" w:hAnsi="Charis SIL Regular" w:eastAsia="Charis SIL Regular"/>
-          <w:b w:val="0"/>
-          <w:i w:val="0"/>
-          <w:color w:val="0000FF"/>
-          <w:sz w:val="24"/>
-          <w:u w:val="single"/>
-        </w:rPr>
-        <w:hyperlink r:id="rId14" w:history="1">
-          <w:r>
-            <w:rPr>
-              <w:rStyle w:val="Hyperlink"/>
-            </w:rPr>
-            <w:t>Natu</w:t>
-          </w:r>
-        </w:hyperlink>
-      </w:r>
-      <w:r>
-        <w:rPr>
-          <w:rFonts w:ascii="Charis SIL Regular" w:hAnsi="Charis SIL Regular" w:eastAsia="Charis SIL Regular"/>
-          <w:b w:val="0"/>
-          <w:i w:val="0"/>
-          <w:color w:val="0000FF"/>
-          <w:sz w:val="24"/>
-          <w:u w:val="single"/>
-        </w:rPr>
-        <w:hyperlink r:id="rId14" w:history="1">
-          <w:r>
-            <w:rPr>
-              <w:rStyle w:val="Hyperlink"/>
-            </w:rPr>
-            <w:t>r</w:t>
-          </w:r>
-        </w:hyperlink>
-      </w:r>
-      <w:r>
-        <w:rPr>
-          <w:rFonts w:ascii="Charis SIL Regular" w:hAnsi="Charis SIL Regular" w:eastAsia="Charis SIL Regular"/>
-          <w:b w:val="0"/>
-          <w:i w:val="0"/>
-          <w:color w:val="0000FF"/>
-          <w:sz w:val="24"/>
-          <w:u w:val="single"/>
-        </w:rPr>
-        <w:hyperlink r:id="rId14" w:history="1">
-          <w:r>
-            <w:rPr>
-              <w:rStyle w:val="Hyperlink"/>
-            </w:rPr>
-            <w:t>alis</w:t>
-          </w:r>
-        </w:hyperlink>
-      </w:r>
-      <w:r>
-        <w:rPr>
-          <w:rFonts w:ascii="Charis SIL Regular" w:hAnsi="Charis SIL Regular" w:eastAsia="Charis SIL Regular"/>
-          <w:b w:val="0"/>
-          <w:i w:val="0"/>
-          <w:color w:val="0000FF"/>
-          <w:sz w:val="24"/>
-          <w:u w:val="single"/>
-        </w:rPr>
-        <w:t xml:space="preserve"> </w:t>
-      </w:r>
-      <w:r>
-        <w:rPr>
-          <w:rFonts w:ascii="Charis SIL Regular" w:hAnsi="Charis SIL Regular" w:eastAsia="Charis SIL Regular"/>
-          <w:b w:val="0"/>
-          <w:i w:val="0"/>
-          <w:color w:val="0000FF"/>
-          <w:sz w:val="24"/>
-          <w:u w:val="single"/>
-        </w:rPr>
-        <w:hyperlink r:id="rId14" w:history="1">
-          <w:r>
-            <w:rPr>
-              <w:rStyle w:val="Hyperlink"/>
-            </w:rPr>
-            <w:t>Biodiv</w:t>
-          </w:r>
-        </w:hyperlink>
-      </w:r>
-      <w:r>
-        <w:rPr>
-          <w:rFonts w:ascii="Charis SIL Regular" w:hAnsi="Charis SIL Regular" w:eastAsia="Charis SIL Regular"/>
-          <w:b w:val="0"/>
-          <w:i w:val="0"/>
-          <w:color w:val="0000FF"/>
-          <w:sz w:val="24"/>
-          <w:u w:val="single"/>
-        </w:rPr>
-        <w:hyperlink r:id="rId14" w:history="1">
           <w:r>
             <w:rPr>
               <w:rStyle w:val="Hyperlink"/>
@@ -1966,7 +1865,7 @@
           <w:sz w:val="24"/>
           <w:u w:val="single"/>
         </w:rPr>
-        <w:hyperlink r:id="rId14" w:history="1">
+        <w:hyperlink r:id="rId13" w:history="1">
           <w:r>
             <w:rPr>
               <w:rStyle w:val="Hyperlink"/>

--- a/EXPORTS/DOCX/published/niveau3/English/WMAmsterdam.docx
+++ b/EXPORTS/DOCX/published/niveau3/English/WMAmsterdam.docx
@@ -386,16 +386,8 @@
           <w:i w:val="0"/>
           <w:color w:val="0000FF"/>
           <w:sz w:val="24"/>
-          <w:u w:val="single"/>
-        </w:rPr>
-        <w:hyperlink r:id="rId11" w:history="1">
-          <w:r>
-            <w:rPr>
-              <w:rStyle w:val="Hyperlink"/>
-            </w:rPr>
-            <w:t>Johann</w:t>
-          </w:r>
-        </w:hyperlink>
+        </w:rPr>
+        <w:t>Johann George Ott</w:t>
       </w:r>
       <w:r>
         <w:rPr>
@@ -406,65 +398,7 @@
           <w:sz w:val="24"/>
           <w:u w:val="single"/>
         </w:rPr>
-        <w:t xml:space="preserve"> </w:t>
-      </w:r>
-      <w:r>
-        <w:rPr>
-          <w:rFonts w:ascii="Charis SIL Regular" w:hAnsi="Charis SIL Regular" w:eastAsia="Charis SIL Regular"/>
-          <w:b w:val="0"/>
-          <w:i w:val="0"/>
-          <w:color w:val="0000FF"/>
-          <w:sz w:val="24"/>
-          <w:u w:val="single"/>
-        </w:rPr>
-        <w:hyperlink r:id="rId11" w:history="1">
-          <w:r>
-            <w:rPr>
-              <w:rStyle w:val="Hyperlink"/>
-            </w:rPr>
-            <w:t>George</w:t>
-          </w:r>
-        </w:hyperlink>
-      </w:r>
-      <w:r>
-        <w:rPr>
-          <w:rFonts w:ascii="Charis SIL Regular" w:hAnsi="Charis SIL Regular" w:eastAsia="Charis SIL Regular"/>
-          <w:b w:val="0"/>
-          <w:i w:val="0"/>
-          <w:color w:val="0000FF"/>
-          <w:sz w:val="24"/>
-          <w:u w:val="single"/>
-        </w:rPr>
-        <w:t xml:space="preserve"> </w:t>
-      </w:r>
-      <w:r>
-        <w:rPr>
-          <w:rFonts w:ascii="Charis SIL Regular" w:hAnsi="Charis SIL Regular" w:eastAsia="Charis SIL Regular"/>
-          <w:b w:val="0"/>
-          <w:i w:val="0"/>
-          <w:color w:val="0000FF"/>
-          <w:sz w:val="24"/>
-          <w:u w:val="single"/>
-        </w:rPr>
-        <w:hyperlink r:id="rId11" w:history="1">
-          <w:r>
-            <w:rPr>
-              <w:rStyle w:val="Hyperlink"/>
-            </w:rPr>
-            <w:t>Ott</w:t>
-          </w:r>
-        </w:hyperlink>
-      </w:r>
-      <w:r>
-        <w:rPr>
-          <w:rFonts w:ascii="Charis SIL Regular" w:hAnsi="Charis SIL Regular" w:eastAsia="Charis SIL Regular"/>
-          <w:b w:val="0"/>
-          <w:i w:val="0"/>
-          <w:color w:val="0000FF"/>
-          <w:sz w:val="24"/>
-          <w:u w:val="single"/>
-        </w:rPr>
-        <w:hyperlink r:id="rId11" w:history="1">
+        <w:hyperlink r:id="rId10" w:history="1">
           <w:r>
             <w:rPr>
               <w:rStyle w:val="Hyperlink"/>
@@ -493,7 +427,7 @@
           <w:sz w:val="24"/>
           <w:u w:val="single"/>
         </w:rPr>
-        <w:hyperlink r:id="rId11" w:history="1">
+        <w:hyperlink r:id="rId10" w:history="1">
           <w:r>
             <w:rPr>
               <w:rStyle w:val="Hyperlink"/>
@@ -522,7 +456,7 @@
           <w:sz w:val="24"/>
           <w:u w:val="single"/>
         </w:rPr>
-        <w:hyperlink r:id="rId11" w:history="1">
+        <w:hyperlink r:id="rId10" w:history="1">
           <w:r>
             <w:rPr>
               <w:rStyle w:val="Hyperlink"/>
@@ -540,7 +474,7 @@
           <w:sz w:val="24"/>
           <w:u w:val="single"/>
         </w:rPr>
-        <w:hyperlink r:id="rId11" w:history="1">
+        <w:hyperlink r:id="rId10" w:history="1">
           <w:r>
             <w:rPr>
               <w:rStyle w:val="Hyperlink"/>
@@ -558,7 +492,7 @@
           <w:sz w:val="24"/>
           <w:u w:val="single"/>
         </w:rPr>
-        <w:hyperlink r:id="rId11" w:history="1">
+        <w:hyperlink r:id="rId10" w:history="1">
           <w:r>
             <w:rPr>
               <w:rStyle w:val="Hyperlink"/>
@@ -1573,7 +1507,7 @@
           <w:sz w:val="24"/>
           <w:u w:val="single"/>
         </w:rPr>
-        <w:hyperlink r:id="rId13" w:history="1">
+        <w:hyperlink r:id="rId14" w:history="1">
           <w:r>
             <w:rPr>
               <w:rStyle w:val="Hyperlink"/>
@@ -1591,7 +1525,7 @@
           <w:sz w:val="24"/>
           <w:u w:val="single"/>
         </w:rPr>
-        <w:hyperlink r:id="rId13" w:history="1">
+        <w:hyperlink r:id="rId14" w:history="1">
           <w:r>
             <w:rPr>
               <w:rStyle w:val="Hyperlink"/>
@@ -1620,7 +1554,7 @@
           <w:sz w:val="24"/>
           <w:u w:val="single"/>
         </w:rPr>
-        <w:hyperlink r:id="rId13" w:history="1">
+        <w:hyperlink r:id="rId14" w:history="1">
           <w:r>
             <w:rPr>
               <w:rStyle w:val="Hyperlink"/>
@@ -1649,7 +1583,7 @@
           <w:sz w:val="24"/>
           <w:u w:val="single"/>
         </w:rPr>
-        <w:hyperlink r:id="rId13" w:history="1">
+        <w:hyperlink r:id="rId14" w:history="1">
           <w:r>
             <w:rPr>
               <w:rStyle w:val="Hyperlink"/>
@@ -1667,7 +1601,7 @@
           <w:sz w:val="24"/>
           <w:u w:val="single"/>
         </w:rPr>
-        <w:hyperlink r:id="rId13" w:history="1">
+        <w:hyperlink r:id="rId14" w:history="1">
           <w:r>
             <w:rPr>
               <w:rStyle w:val="Hyperlink"/>
@@ -1806,8 +1740,16 @@
           <w:i w:val="0"/>
           <w:color w:val="0000FF"/>
           <w:sz w:val="24"/>
-        </w:rPr>
-        <w:t>Leiden (now Naturalis Biodiv</w:t>
+          <w:u w:val="single"/>
+        </w:rPr>
+        <w:hyperlink r:id="rId13" w:history="1">
+          <w:r>
+            <w:rPr>
+              <w:rStyle w:val="Hyperlink"/>
+            </w:rPr>
+            <w:t>Leid</w:t>
+          </w:r>
+        </w:hyperlink>
       </w:r>
       <w:r>
         <w:rPr>
@@ -1819,6 +1761,165 @@
           <w:u w:val="single"/>
         </w:rPr>
         <w:hyperlink r:id="rId13" w:history="1">
+          <w:r>
+            <w:rPr>
+              <w:rStyle w:val="Hyperlink"/>
+            </w:rPr>
+            <w:t>e</w:t>
+          </w:r>
+        </w:hyperlink>
+      </w:r>
+      <w:r>
+        <w:rPr>
+          <w:rFonts w:ascii="Charis SIL Regular" w:hAnsi="Charis SIL Regular" w:eastAsia="Charis SIL Regular"/>
+          <w:b w:val="0"/>
+          <w:i w:val="0"/>
+          <w:color w:val="0000FF"/>
+          <w:sz w:val="24"/>
+          <w:u w:val="single"/>
+        </w:rPr>
+        <w:hyperlink r:id="rId13" w:history="1">
+          <w:r>
+            <w:rPr>
+              <w:rStyle w:val="Hyperlink"/>
+            </w:rPr>
+            <w:t>n</w:t>
+          </w:r>
+        </w:hyperlink>
+      </w:r>
+      <w:r>
+        <w:rPr>
+          <w:rFonts w:ascii="Charis SIL Regular" w:hAnsi="Charis SIL Regular" w:eastAsia="Charis SIL Regular"/>
+          <w:b w:val="0"/>
+          <w:i w:val="0"/>
+          <w:color w:val="0000FF"/>
+          <w:sz w:val="24"/>
+          <w:u w:val="single"/>
+        </w:rPr>
+        <w:t xml:space="preserve"> </w:t>
+      </w:r>
+      <w:r>
+        <w:rPr>
+          <w:rFonts w:ascii="Charis SIL Regular" w:hAnsi="Charis SIL Regular" w:eastAsia="Charis SIL Regular"/>
+          <w:b w:val="0"/>
+          <w:i w:val="0"/>
+          <w:color w:val="0000FF"/>
+          <w:sz w:val="24"/>
+          <w:u w:val="single"/>
+        </w:rPr>
+        <w:hyperlink r:id="rId13" w:history="1">
+          <w:r>
+            <w:rPr>
+              <w:rStyle w:val="Hyperlink"/>
+            </w:rPr>
+            <w:t>(now</w:t>
+          </w:r>
+        </w:hyperlink>
+      </w:r>
+      <w:r>
+        <w:rPr>
+          <w:rFonts w:ascii="Charis SIL Regular" w:hAnsi="Charis SIL Regular" w:eastAsia="Charis SIL Regular"/>
+          <w:b w:val="0"/>
+          <w:i w:val="0"/>
+          <w:color w:val="0000FF"/>
+          <w:sz w:val="24"/>
+          <w:u w:val="single"/>
+        </w:rPr>
+        <w:t xml:space="preserve"> </w:t>
+      </w:r>
+      <w:r>
+        <w:rPr>
+          <w:rFonts w:ascii="Charis SIL Regular" w:hAnsi="Charis SIL Regular" w:eastAsia="Charis SIL Regular"/>
+          <w:b w:val="0"/>
+          <w:i w:val="0"/>
+          <w:color w:val="0000FF"/>
+          <w:sz w:val="24"/>
+          <w:u w:val="single"/>
+        </w:rPr>
+        <w:hyperlink r:id="rId14" w:history="1">
+          <w:r>
+            <w:rPr>
+              <w:rStyle w:val="Hyperlink"/>
+            </w:rPr>
+            <w:t>Natu</w:t>
+          </w:r>
+        </w:hyperlink>
+      </w:r>
+      <w:r>
+        <w:rPr>
+          <w:rFonts w:ascii="Charis SIL Regular" w:hAnsi="Charis SIL Regular" w:eastAsia="Charis SIL Regular"/>
+          <w:b w:val="0"/>
+          <w:i w:val="0"/>
+          <w:color w:val="0000FF"/>
+          <w:sz w:val="24"/>
+          <w:u w:val="single"/>
+        </w:rPr>
+        <w:hyperlink r:id="rId14" w:history="1">
+          <w:r>
+            <w:rPr>
+              <w:rStyle w:val="Hyperlink"/>
+            </w:rPr>
+            <w:t>r</w:t>
+          </w:r>
+        </w:hyperlink>
+      </w:r>
+      <w:r>
+        <w:rPr>
+          <w:rFonts w:ascii="Charis SIL Regular" w:hAnsi="Charis SIL Regular" w:eastAsia="Charis SIL Regular"/>
+          <w:b w:val="0"/>
+          <w:i w:val="0"/>
+          <w:color w:val="0000FF"/>
+          <w:sz w:val="24"/>
+          <w:u w:val="single"/>
+        </w:rPr>
+        <w:hyperlink r:id="rId14" w:history="1">
+          <w:r>
+            <w:rPr>
+              <w:rStyle w:val="Hyperlink"/>
+            </w:rPr>
+            <w:t>alis</w:t>
+          </w:r>
+        </w:hyperlink>
+      </w:r>
+      <w:r>
+        <w:rPr>
+          <w:rFonts w:ascii="Charis SIL Regular" w:hAnsi="Charis SIL Regular" w:eastAsia="Charis SIL Regular"/>
+          <w:b w:val="0"/>
+          <w:i w:val="0"/>
+          <w:color w:val="0000FF"/>
+          <w:sz w:val="24"/>
+          <w:u w:val="single"/>
+        </w:rPr>
+        <w:t xml:space="preserve"> </w:t>
+      </w:r>
+      <w:r>
+        <w:rPr>
+          <w:rFonts w:ascii="Charis SIL Regular" w:hAnsi="Charis SIL Regular" w:eastAsia="Charis SIL Regular"/>
+          <w:b w:val="0"/>
+          <w:i w:val="0"/>
+          <w:color w:val="0000FF"/>
+          <w:sz w:val="24"/>
+          <w:u w:val="single"/>
+        </w:rPr>
+        <w:hyperlink r:id="rId14" w:history="1">
+          <w:r>
+            <w:rPr>
+              <w:rStyle w:val="Hyperlink"/>
+            </w:rPr>
+            <w:t>Biodiv</w:t>
+          </w:r>
+        </w:hyperlink>
+      </w:r>
+      <w:r>
+        <w:rPr>
+          <w:rFonts w:ascii="Charis SIL Regular" w:hAnsi="Charis SIL Regular" w:eastAsia="Charis SIL Regular"/>
+          <w:b w:val="0"/>
+          <w:i w:val="0"/>
+          <w:color w:val="0000FF"/>
+          <w:sz w:val="24"/>
+          <w:u w:val="single"/>
+        </w:rPr>
+        <w:hyperlink r:id="rId14" w:history="1">
           <w:r>
             <w:rPr>
               <w:rStyle w:val="Hyperlink"/>
@@ -1865,7 +1966,7 @@
           <w:sz w:val="24"/>
           <w:u w:val="single"/>
         </w:rPr>
-        <w:hyperlink r:id="rId13" w:history="1">
+        <w:hyperlink r:id="rId14" w:history="1">
           <w:r>
             <w:rPr>
               <w:rStyle w:val="Hyperlink"/>
